--- a/pr-preview/pr-393/linear-algebra-rank-nullity.docx
+++ b/pr-preview/pr-393/linear-algebra-rank-nullity.docx
@@ -15,7 +15,7 @@
         <w:pStyle w:val="Date"/>
       </w:pPr>
       <w:r>
-        <w:t xml:space="preserve">Last modified: 2026-10-18 16:47:31 (PDT)</w:t>
+        <w:t xml:space="preserve">Last modified: 2026-10-19 00:03:01 (PDT)</w:t>
       </w:r>
     </w:p>
     <w:bookmarkStart w:id="44" w:name="sec-column-null-space"/>

--- a/pr-preview/pr-393/linear-algebra-rank-nullity.docx
+++ b/pr-preview/pr-393/linear-algebra-rank-nullity.docx
@@ -15,7 +15,7 @@
         <w:pStyle w:val="Date"/>
       </w:pPr>
       <w:r>
-        <w:t xml:space="preserve">Last modified: 2026-10-19 00:03:01 (PDT)</w:t>
+        <w:t xml:space="preserve">Last modified: 2026-10-19 01:00:16 (PDT)</w:t>
       </w:r>
     </w:p>
     <w:bookmarkStart w:id="44" w:name="sec-column-null-space"/>
@@ -27479,7 +27479,7 @@
         <w:t xml:space="preserve"> </w:t>
       </w:r>
       <w:r>
-        <w:t xml:space="preserve">Conversely, fix any</w:t>
+        <w:t xml:space="preserve">Conversely, take any</w:t>
       </w:r>
       <w:r>
         <w:t xml:space="preserve"> </w:t>
@@ -27491,10 +27491,7 @@
         <w:t xml:space="preserve"> </w:t>
       </w:r>
       <w:r>
-        <w:t xml:space="preserve">(it exists by</w:t>
-      </w:r>
-      <w:r>
-        <w:t xml:space="preserve"> </w:t>
+        <w:t xml:space="preserve">(</w:t>
       </w:r>
       <w:hyperlink w:anchor="thm-hyperplane-subspace">
         <w:r>
@@ -27508,7 +27505,7 @@
         <w:t xml:space="preserve"> </w:t>
       </w:r>
       <w:r>
-        <w:t xml:space="preserve">part 2).</w:t>
+        <w:t xml:space="preserve">part 2 gives such a point).</w:t>
       </w:r>
       <w:r>
         <w:t xml:space="preserve"> </w:t>
@@ -27778,7 +27775,7 @@
         <w:t xml:space="preserve"> </w:t>
       </w:r>
       <w:r>
-        <w:t xml:space="preserve">For the other direction, fix any</w:t>
+        <w:t xml:space="preserve">For the reverse inclusion, take any</w:t>
       </w:r>
       <w:r>
         <w:t xml:space="preserve"> </w:t>
@@ -27787,10 +27784,13 @@
         <w:t xml:space="preserve">$\mathord{\smash[b]{\underset{\raise.3ex\hbox{$\scriptstyle\sim$}}{x}}\vphantom{x}}_0 \in \mathcal{H}$</w:t>
       </w:r>
       <w:r>
-        <w:t xml:space="preserve"> </w:t>
-      </w:r>
-      <w:r>
-        <w:t xml:space="preserve">and any</w:t>
+        <w:t xml:space="preserve">.</w:t>
+      </w:r>
+      <w:r>
+        <w:t xml:space="preserve"> </w:t>
+      </w:r>
+      <w:r>
+        <w:t xml:space="preserve">Take any</w:t>
       </w:r>
       <w:r>
         <w:t xml:space="preserve"> </w:t>
